--- a/docs/技术文档.docx
+++ b/docs/技术文档.docx
@@ -84,13 +84,7 @@
         <w:jc w:val="center"/>
       </w:pPr>
       <w:r>
-        <w:rPr>
-          <w:rFonts w:ascii="微软雅黑" w:hAnsi="微软雅黑" w:eastAsia="微软雅黑"/>
-          <w:b w:val="0"/>
-          <w:color w:val="555555"/>
-          <w:sz w:val="21"/>
-        </w:rPr>
-        <w:t>团队：XX 学院 / XX 队 / 队长：XXX / 成员：XXX、XXX</w:t>
+        <w:t>团队：信息工程学院 / 游手好闲队 / 队长：李永浩 / 成员：许志宽、刘育贤</w:t>
       </w:r>
     </w:p>
     <w:p>
